--- a/src/main/resources/templete/234.docx
+++ b/src/main/resources/templete/234.docx
@@ -61,8 +61,6 @@
                 <w:lang w:val="en-US" w:eastAsia="zh-CN"/>
               </w:rPr>
             </w:pPr>
-            <w:bookmarkStart w:id="1" w:name="_GoBack"/>
-            <w:bookmarkEnd w:id="1"/>
             <w:r>
               <w:rPr>
                 <w:rFonts w:hint="eastAsia" w:ascii="新宋体" w:hAnsi="新宋体" w:eastAsia="新宋体" w:cs="新宋体"/>
@@ -178,6 +176,8 @@
                 <w:vertAlign w:val="baseline"/>
               </w:rPr>
             </w:pPr>
+            <w:bookmarkStart w:id="1" w:name="_GoBack"/>
+            <w:bookmarkEnd w:id="1"/>
             <w:r>
               <w:rPr>
                 <w:rFonts w:hint="eastAsia"/>
@@ -247,7 +247,9 @@
               </w:tblBorders>
               <w:tblLayout w:type="autofit"/>
               <w:tblCellMar>
+                <w:top w:w="0" w:type="dxa"/>
                 <w:left w:w="108" w:type="dxa"/>
+                <w:bottom w:w="0" w:type="dxa"/>
                 <w:right w:w="108" w:type="dxa"/>
               </w:tblCellMar>
             </w:tblPr>
@@ -265,6 +267,12 @@
                   <w:insideH w:val="single" w:color="auto" w:sz="4" w:space="0"/>
                   <w:insideV w:val="single" w:color="auto" w:sz="4" w:space="0"/>
                 </w:tblBorders>
+                <w:tblCellMar>
+                  <w:top w:w="0" w:type="dxa"/>
+                  <w:left w:w="108" w:type="dxa"/>
+                  <w:bottom w:w="0" w:type="dxa"/>
+                  <w:right w:w="108" w:type="dxa"/>
+                </w:tblCellMar>
               </w:tblPrEx>
               <w:tc>
                 <w:tcPr>
@@ -324,7 +332,9 @@
                   <w:insideV w:val="single" w:color="auto" w:sz="4" w:space="0"/>
                 </w:tblBorders>
                 <w:tblCellMar>
+                  <w:top w:w="0" w:type="dxa"/>
                   <w:left w:w="108" w:type="dxa"/>
+                  <w:bottom w:w="0" w:type="dxa"/>
                   <w:right w:w="108" w:type="dxa"/>
                 </w:tblCellMar>
               </w:tblPrEx>
@@ -412,7 +422,9 @@
                   <w:insideV w:val="single" w:color="auto" w:sz="4" w:space="0"/>
                 </w:tblBorders>
                 <w:tblCellMar>
+                  <w:top w:w="0" w:type="dxa"/>
                   <w:left w:w="108" w:type="dxa"/>
+                  <w:bottom w:w="0" w:type="dxa"/>
                   <w:right w:w="108" w:type="dxa"/>
                 </w:tblCellMar>
               </w:tblPrEx>
@@ -500,7 +512,9 @@
                   <w:insideV w:val="single" w:color="auto" w:sz="4" w:space="0"/>
                 </w:tblBorders>
                 <w:tblCellMar>
+                  <w:top w:w="0" w:type="dxa"/>
                   <w:left w:w="108" w:type="dxa"/>
+                  <w:bottom w:w="0" w:type="dxa"/>
                   <w:right w:w="108" w:type="dxa"/>
                 </w:tblCellMar>
               </w:tblPrEx>
@@ -573,88 +587,6 @@
                       <w:lang w:val="en-US" w:eastAsia="zh-CN"/>
                     </w:rPr>
                     <w:t>{{startTime}}</w:t>
-                  </w:r>
-                </w:p>
-              </w:tc>
-            </w:tr>
-            <w:tr>
-              <w:tblPrEx>
-                <w:tblBorders>
-                  <w:top w:val="single" w:color="auto" w:sz="4" w:space="0"/>
-                  <w:left w:val="single" w:color="auto" w:sz="4" w:space="0"/>
-                  <w:bottom w:val="single" w:color="auto" w:sz="4" w:space="0"/>
-                  <w:right w:val="single" w:color="auto" w:sz="4" w:space="0"/>
-                  <w:insideH w:val="single" w:color="auto" w:sz="4" w:space="0"/>
-                  <w:insideV w:val="single" w:color="auto" w:sz="4" w:space="0"/>
-                </w:tblBorders>
-              </w:tblPrEx>
-              <w:tc>
-                <w:tcPr>
-                  <w:tcW w:w="5116" w:type="dxa"/>
-                  <w:noWrap w:val="0"/>
-                  <w:vAlign w:val="top"/>
-                </w:tcPr>
-                <w:p>
-                  <w:pPr>
-                    <w:rPr>
-                      <w:rFonts w:hint="default" w:eastAsia="宋体"/>
-                      <w:vertAlign w:val="baseline"/>
-                      <w:lang w:val="en-US" w:eastAsia="zh-CN"/>
-                    </w:rPr>
-                  </w:pPr>
-                  <w:r>
-                    <w:rPr>
-                      <w:rFonts w:hint="eastAsia"/>
-                      <w:b/>
-                      <w:bCs/>
-                      <w:vertAlign w:val="baseline"/>
-                      <w:lang w:val="en-US" w:eastAsia="zh-CN"/>
-                    </w:rPr>
-                    <w:t>组别：</w:t>
-                  </w:r>
-                  <w:r>
-                    <w:rPr>
-                      <w:rFonts w:hint="eastAsia" w:ascii="宋体" w:hAnsi="宋体" w:eastAsia="宋体" w:cs="宋体"/>
-                      <w:color w:val="FF0000"/>
-                      <w:u w:val="single"/>
-                      <w:vertAlign w:val="baseline"/>
-                      <w:lang w:val="en-US" w:eastAsia="zh-CN"/>
-                    </w:rPr>
-                    <w:t>{{groupCode}}</w:t>
-                  </w:r>
-                </w:p>
-              </w:tc>
-              <w:tc>
-                <w:tcPr>
-                  <w:tcW w:w="5116" w:type="dxa"/>
-                  <w:noWrap w:val="0"/>
-                  <w:vAlign w:val="top"/>
-                </w:tcPr>
-                <w:p>
-                  <w:pPr>
-                    <w:rPr>
-                      <w:vertAlign w:val="baseline"/>
-                    </w:rPr>
-                  </w:pPr>
-                  <w:r>
-                    <w:rPr>
-                      <w:rFonts w:hint="eastAsia"/>
-                      <w:b/>
-                      <w:bCs/>
-                      <w:vertAlign w:val="baseline"/>
-                      <w:lang w:val="en-US" w:eastAsia="zh-CN"/>
-                    </w:rPr>
-                    <w:t>AI模型预测时长：</w:t>
-                  </w:r>
-                  <w:r>
-                    <w:rPr>
-                      <w:rFonts w:hint="eastAsia" w:ascii="宋体" w:hAnsi="宋体" w:eastAsia="宋体" w:cs="宋体"/>
-                      <w:color w:val="FF0000"/>
-                      <w:u w:val="single"/>
-                      <w:vertAlign w:val="baseline"/>
-                      <w:lang w:val="en-US" w:eastAsia="zh-CN"/>
-                    </w:rPr>
-                    <w:t>{{wasteTime}}</w:t>
                   </w:r>
                 </w:p>
               </w:tc>
@@ -670,7 +602,9 @@
                   <w:insideV w:val="single" w:color="auto" w:sz="4" w:space="0"/>
                 </w:tblBorders>
                 <w:tblCellMar>
+                  <w:top w:w="0" w:type="dxa"/>
                   <w:left w:w="108" w:type="dxa"/>
+                  <w:bottom w:w="0" w:type="dxa"/>
                   <w:right w:w="108" w:type="dxa"/>
                 </w:tblCellMar>
               </w:tblPrEx>
@@ -696,7 +630,7 @@
                       <w:vertAlign w:val="baseline"/>
                       <w:lang w:val="en-US" w:eastAsia="zh-CN"/>
                     </w:rPr>
-                    <w:t>性别：</w:t>
+                    <w:t>组别：</w:t>
                   </w:r>
                   <w:r>
                     <w:rPr>
@@ -706,7 +640,7 @@
                       <w:vertAlign w:val="baseline"/>
                       <w:lang w:val="en-US" w:eastAsia="zh-CN"/>
                     </w:rPr>
-                    <w:t>{{genderFlag}}</w:t>
+                    <w:t>{{groupCode}}</w:t>
                   </w:r>
                 </w:p>
               </w:tc>
@@ -719,30 +653,28 @@
                 <w:p>
                   <w:pPr>
                     <w:rPr>
-                      <w:rFonts w:hint="default" w:eastAsia="宋体"/>
-                      <w:vertAlign w:val="baseline"/>
-                      <w:lang w:val="en-US" w:eastAsia="zh-CN"/>
-                    </w:rPr>
-                  </w:pPr>
-                  <w:r>
-                    <w:rPr>
-                      <w:rFonts w:hint="eastAsia"/>
-                      <w:b/>
-                      <w:bCs/>
-                      <w:vertAlign w:val="baseline"/>
-                      <w:lang w:val="en-US" w:eastAsia="zh-CN"/>
-                    </w:rPr>
-                    <w:t>切片扫描倍数：</w:t>
-                  </w:r>
-                  <w:r>
-                    <w:rPr>
-                      <w:rFonts w:hint="eastAsia"/>
+                      <w:vertAlign w:val="baseline"/>
+                    </w:rPr>
+                  </w:pPr>
+                  <w:r>
+                    <w:rPr>
+                      <w:rFonts w:hint="eastAsia"/>
+                      <w:b/>
+                      <w:bCs/>
+                      <w:vertAlign w:val="baseline"/>
+                      <w:lang w:val="en-US" w:eastAsia="zh-CN"/>
+                    </w:rPr>
+                    <w:t>AI模型预测时长：</w:t>
+                  </w:r>
+                  <w:r>
+                    <w:rPr>
+                      <w:rFonts w:hint="eastAsia" w:ascii="宋体" w:hAnsi="宋体" w:eastAsia="宋体" w:cs="宋体"/>
                       <w:color w:val="FF0000"/>
                       <w:u w:val="single"/>
                       <w:vertAlign w:val="baseline"/>
                       <w:lang w:val="en-US" w:eastAsia="zh-CN"/>
                     </w:rPr>
-                    <w:t>40X</w:t>
+                    <w:t>{{wasteTime}}</w:t>
                   </w:r>
                 </w:p>
               </w:tc>
@@ -758,7 +690,99 @@
                   <w:insideV w:val="single" w:color="auto" w:sz="4" w:space="0"/>
                 </w:tblBorders>
                 <w:tblCellMar>
+                  <w:top w:w="0" w:type="dxa"/>
                   <w:left w:w="108" w:type="dxa"/>
+                  <w:bottom w:w="0" w:type="dxa"/>
+                  <w:right w:w="108" w:type="dxa"/>
+                </w:tblCellMar>
+              </w:tblPrEx>
+              <w:tc>
+                <w:tcPr>
+                  <w:tcW w:w="5116" w:type="dxa"/>
+                  <w:noWrap w:val="0"/>
+                  <w:vAlign w:val="top"/>
+                </w:tcPr>
+                <w:p>
+                  <w:pPr>
+                    <w:rPr>
+                      <w:rFonts w:hint="default" w:eastAsia="宋体"/>
+                      <w:vertAlign w:val="baseline"/>
+                      <w:lang w:val="en-US" w:eastAsia="zh-CN"/>
+                    </w:rPr>
+                  </w:pPr>
+                  <w:r>
+                    <w:rPr>
+                      <w:rFonts w:hint="eastAsia"/>
+                      <w:b/>
+                      <w:bCs/>
+                      <w:vertAlign w:val="baseline"/>
+                      <w:lang w:val="en-US" w:eastAsia="zh-CN"/>
+                    </w:rPr>
+                    <w:t>性别：</w:t>
+                  </w:r>
+                  <w:r>
+                    <w:rPr>
+                      <w:rFonts w:hint="eastAsia" w:ascii="宋体" w:hAnsi="宋体" w:eastAsia="宋体" w:cs="宋体"/>
+                      <w:color w:val="FF0000"/>
+                      <w:u w:val="single"/>
+                      <w:vertAlign w:val="baseline"/>
+                      <w:lang w:val="en-US" w:eastAsia="zh-CN"/>
+                    </w:rPr>
+                    <w:t>{{genderFlag}}</w:t>
+                  </w:r>
+                </w:p>
+              </w:tc>
+              <w:tc>
+                <w:tcPr>
+                  <w:tcW w:w="5116" w:type="dxa"/>
+                  <w:noWrap w:val="0"/>
+                  <w:vAlign w:val="top"/>
+                </w:tcPr>
+                <w:p>
+                  <w:pPr>
+                    <w:rPr>
+                      <w:rFonts w:hint="default" w:eastAsia="宋体"/>
+                      <w:vertAlign w:val="baseline"/>
+                      <w:lang w:val="en-US" w:eastAsia="zh-CN"/>
+                    </w:rPr>
+                  </w:pPr>
+                  <w:r>
+                    <w:rPr>
+                      <w:rFonts w:hint="eastAsia"/>
+                      <w:b/>
+                      <w:bCs/>
+                      <w:vertAlign w:val="baseline"/>
+                      <w:lang w:val="en-US" w:eastAsia="zh-CN"/>
+                    </w:rPr>
+                    <w:t>切片扫描倍数：</w:t>
+                  </w:r>
+                  <w:r>
+                    <w:rPr>
+                      <w:rFonts w:hint="eastAsia"/>
+                      <w:color w:val="FF0000"/>
+                      <w:u w:val="single"/>
+                      <w:vertAlign w:val="baseline"/>
+                      <w:lang w:val="en-US" w:eastAsia="zh-CN"/>
+                    </w:rPr>
+                    <w:t>40X</w:t>
+                  </w:r>
+                </w:p>
+              </w:tc>
+            </w:tr>
+            <w:tr>
+              <w:tblPrEx>
+                <w:tblBorders>
+                  <w:top w:val="single" w:color="auto" w:sz="4" w:space="0"/>
+                  <w:left w:val="single" w:color="auto" w:sz="4" w:space="0"/>
+                  <w:bottom w:val="single" w:color="auto" w:sz="4" w:space="0"/>
+                  <w:right w:val="single" w:color="auto" w:sz="4" w:space="0"/>
+                  <w:insideH w:val="single" w:color="auto" w:sz="4" w:space="0"/>
+                  <w:insideV w:val="single" w:color="auto" w:sz="4" w:space="0"/>
+                </w:tblBorders>
+                <w:tblCellMar>
+                  <w:top w:w="0" w:type="dxa"/>
+                  <w:left w:w="108" w:type="dxa"/>
+                  <w:bottom w:w="0" w:type="dxa"/>
                   <w:right w:w="108" w:type="dxa"/>
                 </w:tblCellMar>
               </w:tblPrEx>
@@ -893,14 +917,17 @@
               </w:tblBorders>
               <w:tblLayout w:type="autofit"/>
               <w:tblCellMar>
+                <w:top w:w="0" w:type="dxa"/>
                 <w:left w:w="108" w:type="dxa"/>
+                <w:bottom w:w="0" w:type="dxa"/>
                 <w:right w:w="108" w:type="dxa"/>
               </w:tblCellMar>
             </w:tblPr>
             <w:tblGrid>
-              <w:gridCol w:w="3409"/>
-              <w:gridCol w:w="3407"/>
-              <w:gridCol w:w="3406"/>
+              <w:gridCol w:w="2793"/>
+              <w:gridCol w:w="2470"/>
+              <w:gridCol w:w="2451"/>
+              <w:gridCol w:w="2508"/>
             </w:tblGrid>
             <w:tr>
               <w:tblPrEx>
@@ -913,13 +940,15 @@
                   <w:insideV w:val="single" w:color="auto" w:sz="4" w:space="0"/>
                 </w:tblBorders>
                 <w:tblCellMar>
+                  <w:top w:w="0" w:type="dxa"/>
                   <w:left w:w="108" w:type="dxa"/>
+                  <w:bottom w:w="0" w:type="dxa"/>
                   <w:right w:w="108" w:type="dxa"/>
                 </w:tblCellMar>
               </w:tblPrEx>
               <w:tc>
                 <w:tcPr>
-                  <w:tcW w:w="3409" w:type="dxa"/>
+                  <w:tcW w:w="2557" w:type="dxa"/>
                   <w:noWrap w:val="0"/>
                   <w:vAlign w:val="top"/>
                 </w:tcPr>
@@ -957,7 +986,7 @@
               </w:tc>
               <w:tc>
                 <w:tcPr>
-                  <w:tcW w:w="3407" w:type="dxa"/>
+                  <w:tcW w:w="2555" w:type="dxa"/>
                   <w:noWrap w:val="0"/>
                   <w:vAlign w:val="top"/>
                 </w:tcPr>
@@ -985,7 +1014,7 @@
               </w:tc>
               <w:tc>
                 <w:tcPr>
-                  <w:tcW w:w="3406" w:type="dxa"/>
+                  <w:tcW w:w="2554" w:type="dxa"/>
                   <w:noWrap w:val="0"/>
                   <w:vAlign w:val="top"/>
                 </w:tcPr>
@@ -993,6 +1022,44 @@
                   <w:pPr>
                     <w:rPr>
                       <w:rFonts w:hint="default" w:eastAsia="宋体"/>
+                      <w:b/>
+                      <w:bCs/>
+                      <w:vertAlign w:val="baseline"/>
+                      <w:lang w:val="en-US" w:eastAsia="zh-CN"/>
+                    </w:rPr>
+                  </w:pPr>
+                  <w:r>
+                    <w:rPr>
+                      <w:rFonts w:hint="default" w:eastAsia="宋体"/>
+                      <w:b/>
+                      <w:bCs/>
+                      <w:vertAlign w:val="baseline"/>
+                      <w:lang w:val="en-US" w:eastAsia="zh-CN"/>
+                    </w:rPr>
+                    <w:t>单位</w:t>
+                  </w:r>
+                  <w:r>
+                    <w:rPr>
+                      <w:rFonts w:hint="eastAsia"/>
+                      <w:b/>
+                      <w:bCs/>
+                      <w:vertAlign w:val="baseline"/>
+                      <w:lang w:val="en-US" w:eastAsia="zh-CN"/>
+                    </w:rPr>
+                    <w:t>:</w:t>
+                  </w:r>
+                </w:p>
+              </w:tc>
+              <w:tc>
+                <w:tcPr>
+                  <w:tcW w:w="2554" w:type="dxa"/>
+                  <w:noWrap w:val="0"/>
+                  <w:vAlign w:val="top"/>
+                </w:tcPr>
+                <w:p>
+                  <w:pPr>
+                    <w:rPr>
+                      <w:rFonts w:hint="eastAsia"/>
                       <w:b/>
                       <w:bCs/>
                       <w:vertAlign w:val="baseline"/>
@@ -1023,13 +1090,15 @@
                   <w:insideV w:val="single" w:color="auto" w:sz="4" w:space="0"/>
                 </w:tblBorders>
                 <w:tblCellMar>
+                  <w:top w:w="0" w:type="dxa"/>
                   <w:left w:w="108" w:type="dxa"/>
+                  <w:bottom w:w="0" w:type="dxa"/>
                   <w:right w:w="108" w:type="dxa"/>
                 </w:tblCellMar>
               </w:tblPrEx>
               <w:tc>
                 <w:tcPr>
-                  <w:tcW w:w="3409" w:type="dxa"/>
+                  <w:tcW w:w="2557" w:type="dxa"/>
                   <w:noWrap w:val="0"/>
                   <w:vAlign w:val="top"/>
                 </w:tcPr>
@@ -1061,7 +1130,7 @@
               </w:tc>
               <w:tc>
                 <w:tcPr>
-                  <w:tcW w:w="3407" w:type="dxa"/>
+                  <w:tcW w:w="2555" w:type="dxa"/>
                   <w:noWrap w:val="0"/>
                   <w:vAlign w:val="top"/>
                 </w:tcPr>
@@ -1087,14 +1156,42 @@
               </w:tc>
               <w:tc>
                 <w:tcPr>
-                  <w:tcW w:w="3406" w:type="dxa"/>
-                  <w:noWrap w:val="0"/>
-                  <w:vAlign w:val="top"/>
-                </w:tcPr>
-                <w:p>
-                  <w:pPr>
-                    <w:rPr>
-                      <w:vertAlign w:val="baseline"/>
+                  <w:tcW w:w="2554" w:type="dxa"/>
+                  <w:noWrap w:val="0"/>
+                  <w:vAlign w:val="top"/>
+                </w:tcPr>
+                <w:p>
+                  <w:pPr>
+                    <w:rPr>
+                      <w:vertAlign w:val="baseline"/>
+                    </w:rPr>
+                  </w:pPr>
+                  <w:r>
+                    <w:rPr>
+                      <w:rFonts w:hint="eastAsia" w:ascii="宋体" w:hAnsi="宋体" w:eastAsia="宋体" w:cs="宋体"/>
+                      <w:color w:val="FF0000"/>
+                      <w:u w:val="single"/>
+                      <w:vertAlign w:val="baseline"/>
+                      <w:lang w:val="en-US" w:eastAsia="zh-CN"/>
+                    </w:rPr>
+                    <w:t>[unit]</w:t>
+                  </w:r>
+                </w:p>
+              </w:tc>
+              <w:tc>
+                <w:tcPr>
+                  <w:tcW w:w="2554" w:type="dxa"/>
+                  <w:noWrap w:val="0"/>
+                  <w:vAlign w:val="top"/>
+                </w:tcPr>
+                <w:p>
+                  <w:pPr>
+                    <w:rPr>
+                      <w:rFonts w:hint="eastAsia" w:ascii="宋体" w:hAnsi="宋体" w:eastAsia="宋体" w:cs="宋体"/>
+                      <w:color w:val="FF0000"/>
+                      <w:u w:val="single"/>
+                      <w:vertAlign w:val="baseline"/>
+                      <w:lang w:val="en-US" w:eastAsia="zh-CN"/>
                     </w:rPr>
                   </w:pPr>
                   <w:r>
@@ -1158,7 +1255,9 @@
               </w:tblBorders>
               <w:tblLayout w:type="autofit"/>
               <w:tblCellMar>
+                <w:top w:w="0" w:type="dxa"/>
                 <w:left w:w="108" w:type="dxa"/>
+                <w:bottom w:w="0" w:type="dxa"/>
                 <w:right w:w="108" w:type="dxa"/>
               </w:tblCellMar>
             </w:tblPr>
@@ -1178,49 +1277,7 @@
               </w:tblPrEx>
               <w:tc>
                 <w:tcPr>
-                  <w:tcW w:w="10232" w:type="dxa"/>
-                  <w:noWrap w:val="0"/>
-                  <w:vAlign w:val="top"/>
-                </w:tcPr>
-                <w:p>
-                  <w:pPr>
-                    <w:rPr>
-                      <w:rFonts w:hint="default" w:eastAsia="宋体"/>
-                      <w:vertAlign w:val="baseline"/>
-                      <w:lang w:val="en-US" w:eastAsia="zh-CN"/>
-                    </w:rPr>
-                  </w:pPr>
-                  <w:r>
-                    <w:rPr>
-                      <w:rFonts w:hint="eastAsia"/>
-                      <w:b/>
-                      <w:bCs/>
-                      <w:vertAlign w:val="baseline"/>
-                      <w:lang w:val="en-US" w:eastAsia="zh-CN"/>
-                    </w:rPr>
-                    <w:t>算法检测可视化：</w:t>
-                  </w:r>
-                </w:p>
-              </w:tc>
-            </w:tr>
-            <w:tr>
-              <w:tblPrEx>
-                <w:tblBorders>
-                  <w:top w:val="single" w:color="auto" w:sz="4" w:space="0"/>
-                  <w:left w:val="single" w:color="auto" w:sz="4" w:space="0"/>
-                  <w:bottom w:val="single" w:color="auto" w:sz="4" w:space="0"/>
-                  <w:right w:val="single" w:color="auto" w:sz="4" w:space="0"/>
-                  <w:insideH w:val="single" w:color="auto" w:sz="4" w:space="0"/>
-                  <w:insideV w:val="single" w:color="auto" w:sz="4" w:space="0"/>
-                </w:tblBorders>
-                <w:tblCellMar>
-                  <w:left w:w="108" w:type="dxa"/>
-                  <w:right w:w="108" w:type="dxa"/>
-                </w:tblCellMar>
-              </w:tblPrEx>
-              <w:tc>
-                <w:tcPr>
-                  <w:tcW w:w="10232" w:type="dxa"/>
+                  <w:tcW w:w="10222" w:type="dxa"/>
                   <w:noWrap w:val="0"/>
                   <w:vAlign w:val="top"/>
                 </w:tcPr>
@@ -1673,10 +1730,10 @@
   </w:style>
   <w:style w:type="table" w:default="1" w:styleId="8">
     <w:name w:val="Normal Table"/>
+    <w:autoRedefine/>
     <w:semiHidden/>
     <w:uiPriority w:val="0"/>
     <w:tblPr>
-      <w:tblStyle w:val="8"/>
       <w:tblCellMar>
         <w:top w:w="0" w:type="dxa"/>
         <w:left w:w="108" w:type="dxa"/>
@@ -1688,6 +1745,7 @@
   <w:style w:type="paragraph" w:styleId="7">
     <w:name w:val="HTML Preformatted"/>
     <w:basedOn w:val="1"/>
+    <w:autoRedefine/>
     <w:uiPriority w:val="0"/>
     <w:pPr>
       <w:tabs>
@@ -1721,13 +1779,13 @@
   <w:style w:type="table" w:styleId="9">
     <w:name w:val="Table Grid"/>
     <w:basedOn w:val="8"/>
+    <w:autoRedefine/>
     <w:uiPriority w:val="0"/>
     <w:pPr>
       <w:widowControl w:val="0"/>
       <w:jc w:val="both"/>
     </w:pPr>
     <w:tblPr>
-      <w:tblStyle w:val="8"/>
       <w:tblBorders>
         <w:top w:val="single" w:color="auto" w:sz="4" w:space="0"/>
         <w:left w:val="single" w:color="auto" w:sz="4" w:space="0"/>

--- a/src/main/resources/templete/234.docx
+++ b/src/main/resources/templete/234.docx
@@ -176,8 +176,6 @@
                 <w:vertAlign w:val="baseline"/>
               </w:rPr>
             </w:pPr>
-            <w:bookmarkStart w:id="1" w:name="_GoBack"/>
-            <w:bookmarkEnd w:id="1"/>
             <w:r>
               <w:rPr>
                 <w:rFonts w:hint="eastAsia"/>
@@ -653,7 +651,9 @@
                 <w:p>
                   <w:pPr>
                     <w:rPr>
-                      <w:vertAlign w:val="baseline"/>
+                      <w:rFonts w:hint="default"/>
+                      <w:vertAlign w:val="baseline"/>
+                      <w:lang w:val="en-US"/>
                     </w:rPr>
                   </w:pPr>
                   <w:r>
@@ -676,6 +676,18 @@
                     </w:rPr>
                     <w:t>{{wasteTime}}</w:t>
                   </w:r>
+                  <w:r>
+                    <w:rPr>
+                      <w:rFonts w:hint="eastAsia" w:ascii="宋体" w:hAnsi="宋体" w:cs="宋体"/>
+                      <w:color w:val="FF0000"/>
+                      <w:u w:val="single"/>
+                      <w:vertAlign w:val="baseline"/>
+                      <w:lang w:val="en-US" w:eastAsia="zh-CN"/>
+                    </w:rPr>
+                    <w:t>s</w:t>
+                  </w:r>
+                  <w:bookmarkStart w:id="1" w:name="_GoBack"/>
+                  <w:bookmarkEnd w:id="1"/>
                 </w:p>
               </w:tc>
             </w:tr>
@@ -1464,7 +1476,7 @@
     <w:lsdException w:unhideWhenUsed="0" w:uiPriority="0" w:semiHidden="0" w:name="HTML Code"/>
     <w:lsdException w:unhideWhenUsed="0" w:uiPriority="0" w:semiHidden="0" w:name="HTML Definition"/>
     <w:lsdException w:unhideWhenUsed="0" w:uiPriority="0" w:semiHidden="0" w:name="HTML Keyboard"/>
-    <w:lsdException w:unhideWhenUsed="0" w:uiPriority="0" w:semiHidden="0" w:name="HTML Preformatted"/>
+    <w:lsdException w:qFormat="1" w:unhideWhenUsed="0" w:uiPriority="0" w:semiHidden="0" w:name="HTML Preformatted"/>
     <w:lsdException w:unhideWhenUsed="0" w:uiPriority="0" w:semiHidden="0" w:name="HTML Sample"/>
     <w:lsdException w:unhideWhenUsed="0" w:uiPriority="0" w:semiHidden="0" w:name="HTML Typewriter"/>
     <w:lsdException w:unhideWhenUsed="0" w:uiPriority="0" w:semiHidden="0" w:name="HTML Variable"/>
@@ -1513,7 +1525,7 @@
     <w:lsdException w:unhideWhenUsed="0" w:uiPriority="0" w:semiHidden="0" w:name="Table Web 2"/>
     <w:lsdException w:unhideWhenUsed="0" w:uiPriority="0" w:semiHidden="0" w:name="Table Web 3"/>
     <w:lsdException w:unhideWhenUsed="0" w:uiPriority="0" w:semiHidden="0" w:name="Balloon Text"/>
-    <w:lsdException w:unhideWhenUsed="0" w:uiPriority="0" w:semiHidden="0" w:name="Table Grid"/>
+    <w:lsdException w:qFormat="1" w:unhideWhenUsed="0" w:uiPriority="0" w:semiHidden="0" w:name="Table Grid"/>
     <w:lsdException w:unhideWhenUsed="0" w:uiPriority="0" w:semiHidden="0" w:name="Table Theme"/>
     <w:lsdException w:unhideWhenUsed="0" w:uiPriority="60" w:semiHidden="0" w:name="Light Shading"/>
     <w:lsdException w:unhideWhenUsed="0" w:uiPriority="61" w:semiHidden="0" w:name="Light List"/>
@@ -1746,6 +1758,7 @@
     <w:name w:val="HTML Preformatted"/>
     <w:basedOn w:val="1"/>
     <w:autoRedefine/>
+    <w:qFormat/>
     <w:uiPriority w:val="0"/>
     <w:pPr>
       <w:tabs>
@@ -1780,6 +1793,7 @@
     <w:name w:val="Table Grid"/>
     <w:basedOn w:val="8"/>
     <w:autoRedefine/>
+    <w:qFormat/>
     <w:uiPriority w:val="0"/>
     <w:pPr>
       <w:widowControl w:val="0"/>

--- a/src/main/resources/templete/234.docx
+++ b/src/main/resources/templete/234.docx
@@ -686,8 +686,6 @@
                     </w:rPr>
                     <w:t>s</w:t>
                   </w:r>
-                  <w:bookmarkStart w:id="1" w:name="_GoBack"/>
-                  <w:bookmarkEnd w:id="1"/>
                 </w:p>
               </w:tc>
             </w:tr>
@@ -937,9 +935,10 @@
             </w:tblPr>
             <w:tblGrid>
               <w:gridCol w:w="2793"/>
-              <w:gridCol w:w="2470"/>
-              <w:gridCol w:w="2451"/>
-              <w:gridCol w:w="2508"/>
+              <w:gridCol w:w="1675"/>
+              <w:gridCol w:w="1548"/>
+              <w:gridCol w:w="1890"/>
+              <w:gridCol w:w="2316"/>
             </w:tblGrid>
             <w:tr>
               <w:tblPrEx>
@@ -960,7 +959,7 @@
               </w:tblPrEx>
               <w:tc>
                 <w:tcPr>
-                  <w:tcW w:w="2557" w:type="dxa"/>
+                  <w:tcW w:w="2242" w:type="dxa"/>
                   <w:noWrap w:val="0"/>
                   <w:vAlign w:val="top"/>
                 </w:tcPr>
@@ -998,7 +997,7 @@
               </w:tc>
               <w:tc>
                 <w:tcPr>
-                  <w:tcW w:w="2555" w:type="dxa"/>
+                  <w:tcW w:w="1983" w:type="dxa"/>
                   <w:noWrap w:val="0"/>
                   <w:vAlign w:val="top"/>
                 </w:tcPr>
@@ -1026,7 +1025,7 @@
               </w:tc>
               <w:tc>
                 <w:tcPr>
-                  <w:tcW w:w="2554" w:type="dxa"/>
+                  <w:tcW w:w="1968" w:type="dxa"/>
                   <w:noWrap w:val="0"/>
                   <w:vAlign w:val="top"/>
                 </w:tcPr>
@@ -1064,29 +1063,57 @@
               </w:tc>
               <w:tc>
                 <w:tcPr>
-                  <w:tcW w:w="2554" w:type="dxa"/>
-                  <w:noWrap w:val="0"/>
-                  <w:vAlign w:val="top"/>
-                </w:tcPr>
-                <w:p>
-                  <w:pPr>
-                    <w:rPr>
-                      <w:rFonts w:hint="eastAsia"/>
-                      <w:b/>
-                      <w:bCs/>
-                      <w:vertAlign w:val="baseline"/>
-                      <w:lang w:val="en-US" w:eastAsia="zh-CN"/>
-                    </w:rPr>
-                  </w:pPr>
-                  <w:r>
-                    <w:rPr>
-                      <w:rFonts w:hint="eastAsia"/>
-                      <w:b/>
-                      <w:bCs/>
-                      <w:vertAlign w:val="baseline"/>
-                      <w:lang w:val="en-US" w:eastAsia="zh-CN"/>
-                    </w:rPr>
-                    <w:t>参考范围：</w:t>
+                  <w:tcW w:w="2013" w:type="dxa"/>
+                  <w:noWrap w:val="0"/>
+                  <w:vAlign w:val="top"/>
+                </w:tcPr>
+                <w:p>
+                  <w:pPr>
+                    <w:rPr>
+                      <w:rFonts w:hint="eastAsia"/>
+                      <w:b/>
+                      <w:bCs/>
+                      <w:vertAlign w:val="baseline"/>
+                      <w:lang w:val="en-US" w:eastAsia="zh-CN"/>
+                    </w:rPr>
+                  </w:pPr>
+                  <w:r>
+                    <w:rPr>
+                      <w:rFonts w:hint="eastAsia"/>
+                      <w:b/>
+                      <w:bCs/>
+                      <w:vertAlign w:val="baseline"/>
+                      <w:lang w:val="en-US" w:eastAsia="zh-CN"/>
+                    </w:rPr>
+                    <w:t>平均值±标准差：</w:t>
+                  </w:r>
+                </w:p>
+              </w:tc>
+              <w:tc>
+                <w:tcPr>
+                  <w:tcW w:w="2013" w:type="dxa"/>
+                  <w:noWrap w:val="0"/>
+                  <w:vAlign w:val="top"/>
+                </w:tcPr>
+                <w:p>
+                  <w:pPr>
+                    <w:rPr>
+                      <w:rFonts w:hint="default"/>
+                      <w:b/>
+                      <w:bCs/>
+                      <w:vertAlign w:val="baseline"/>
+                      <w:lang w:val="en-US" w:eastAsia="zh-CN"/>
+                    </w:rPr>
+                  </w:pPr>
+                  <w:r>
+                    <w:rPr>
+                      <w:rFonts w:hint="eastAsia"/>
+                      <w:b/>
+                      <w:bCs/>
+                      <w:vertAlign w:val="baseline"/>
+                      <w:lang w:val="en-US" w:eastAsia="zh-CN"/>
+                    </w:rPr>
+                    <w:t>正态分布的95%：</w:t>
                   </w:r>
                 </w:p>
               </w:tc>
@@ -1110,7 +1137,7 @@
               </w:tblPrEx>
               <w:tc>
                 <w:tcPr>
-                  <w:tcW w:w="2557" w:type="dxa"/>
+                  <w:tcW w:w="2242" w:type="dxa"/>
                   <w:noWrap w:val="0"/>
                   <w:vAlign w:val="top"/>
                 </w:tcPr>
@@ -1142,7 +1169,7 @@
               </w:tc>
               <w:tc>
                 <w:tcPr>
-                  <w:tcW w:w="2555" w:type="dxa"/>
+                  <w:tcW w:w="1983" w:type="dxa"/>
                   <w:noWrap w:val="0"/>
                   <w:vAlign w:val="top"/>
                 </w:tcPr>
@@ -1168,7 +1195,7 @@
               </w:tc>
               <w:tc>
                 <w:tcPr>
-                  <w:tcW w:w="2554" w:type="dxa"/>
+                  <w:tcW w:w="1968" w:type="dxa"/>
                   <w:noWrap w:val="0"/>
                   <w:vAlign w:val="top"/>
                 </w:tcPr>
@@ -1192,7 +1219,7 @@
               </w:tc>
               <w:tc>
                 <w:tcPr>
-                  <w:tcW w:w="2554" w:type="dxa"/>
+                  <w:tcW w:w="2013" w:type="dxa"/>
                   <w:noWrap w:val="0"/>
                   <w:vAlign w:val="top"/>
                 </w:tcPr>
@@ -1214,7 +1241,47 @@
                       <w:vertAlign w:val="baseline"/>
                       <w:lang w:val="en-US" w:eastAsia="zh-CN"/>
                     </w:rPr>
-                    <w:t>[forecastRange]</w:t>
+                    <w:t>[averageValue]</w:t>
+                  </w:r>
+                </w:p>
+              </w:tc>
+              <w:tc>
+                <w:tcPr>
+                  <w:tcW w:w="2013" w:type="dxa"/>
+                  <w:noWrap w:val="0"/>
+                  <w:vAlign w:val="top"/>
+                </w:tcPr>
+                <w:p>
+                  <w:pPr>
+                    <w:rPr>
+                      <w:rFonts w:hint="default" w:ascii="宋体" w:hAnsi="宋体" w:eastAsia="宋体" w:cs="宋体"/>
+                      <w:color w:val="FF0000"/>
+                      <w:u w:val="single"/>
+                      <w:vertAlign w:val="baseline"/>
+                      <w:lang w:val="en-US" w:eastAsia="zh-CN"/>
+                    </w:rPr>
+                  </w:pPr>
+                  <w:r>
+                    <w:rPr>
+                      <w:rFonts w:hint="eastAsia" w:ascii="宋体" w:hAnsi="宋体" w:cs="宋体"/>
+                      <w:color w:val="FF0000"/>
+                      <w:u w:val="single"/>
+                      <w:vertAlign w:val="baseline"/>
+                      <w:lang w:val="en-US" w:eastAsia="zh-CN"/>
+                    </w:rPr>
+                    <w:t>[normalDistribution</w:t>
+                  </w:r>
+                  <w:bookmarkStart w:id="1" w:name="_GoBack"/>
+                  <w:bookmarkEnd w:id="1"/>
+                  <w:r>
+                    <w:rPr>
+                      <w:rFonts w:hint="eastAsia" w:ascii="宋体" w:hAnsi="宋体" w:cs="宋体"/>
+                      <w:color w:val="FF0000"/>
+                      <w:u w:val="single"/>
+                      <w:vertAlign w:val="baseline"/>
+                      <w:lang w:val="en-US" w:eastAsia="zh-CN"/>
+                    </w:rPr>
+                    <w:t>]</w:t>
                   </w:r>
                 </w:p>
               </w:tc>
@@ -1286,6 +1353,12 @@
                   <w:insideH w:val="single" w:color="auto" w:sz="4" w:space="0"/>
                   <w:insideV w:val="single" w:color="auto" w:sz="4" w:space="0"/>
                 </w:tblBorders>
+                <w:tblCellMar>
+                  <w:top w:w="0" w:type="dxa"/>
+                  <w:left w:w="108" w:type="dxa"/>
+                  <w:bottom w:w="0" w:type="dxa"/>
+                  <w:right w:w="108" w:type="dxa"/>
+                </w:tblCellMar>
               </w:tblPrEx>
               <w:tc>
                 <w:tcPr>
@@ -1442,7 +1515,7 @@
     <w:lsdException w:qFormat="1" w:unhideWhenUsed="0" w:uiPriority="0" w:semiHidden="0" w:name="Title"/>
     <w:lsdException w:unhideWhenUsed="0" w:uiPriority="0" w:semiHidden="0" w:name="Closing"/>
     <w:lsdException w:unhideWhenUsed="0" w:uiPriority="0" w:semiHidden="0" w:name="Signature"/>
-    <w:lsdException w:unhideWhenUsed="0" w:uiPriority="0" w:name="Default Paragraph Font"/>
+    <w:lsdException w:qFormat="1" w:unhideWhenUsed="0" w:uiPriority="0" w:name="Default Paragraph Font"/>
     <w:lsdException w:unhideWhenUsed="0" w:uiPriority="0" w:semiHidden="0" w:name="Body Text"/>
     <w:lsdException w:unhideWhenUsed="0" w:uiPriority="0" w:semiHidden="0" w:name="Body Text Indent"/>
     <w:lsdException w:unhideWhenUsed="0" w:uiPriority="0" w:semiHidden="0" w:name="List Continue"/>
@@ -1480,7 +1553,7 @@
     <w:lsdException w:unhideWhenUsed="0" w:uiPriority="0" w:semiHidden="0" w:name="HTML Sample"/>
     <w:lsdException w:unhideWhenUsed="0" w:uiPriority="0" w:semiHidden="0" w:name="HTML Typewriter"/>
     <w:lsdException w:unhideWhenUsed="0" w:uiPriority="0" w:semiHidden="0" w:name="HTML Variable"/>
-    <w:lsdException w:unhideWhenUsed="0" w:uiPriority="0" w:name="Normal Table"/>
+    <w:lsdException w:qFormat="1" w:unhideWhenUsed="0" w:uiPriority="0" w:name="Normal Table"/>
     <w:lsdException w:unhideWhenUsed="0" w:uiPriority="0" w:semiHidden="0" w:name="annotation subject"/>
     <w:lsdException w:unhideWhenUsed="0" w:uiPriority="0" w:semiHidden="0" w:name="Table Simple 1"/>
     <w:lsdException w:unhideWhenUsed="0" w:uiPriority="0" w:semiHidden="0" w:name="Table Simple 2"/>
@@ -1628,6 +1701,7 @@
   </w:latentStyles>
   <w:style w:type="paragraph" w:default="1" w:styleId="1">
     <w:name w:val="Normal"/>
+    <w:autoRedefine/>
     <w:qFormat/>
     <w:uiPriority w:val="0"/>
     <w:pPr>
@@ -1702,6 +1776,7 @@
     <w:name w:val="heading 5"/>
     <w:basedOn w:val="1"/>
     <w:next w:val="1"/>
+    <w:autoRedefine/>
     <w:unhideWhenUsed/>
     <w:qFormat/>
     <w:uiPriority w:val="0"/>
@@ -1720,6 +1795,7 @@
     <w:name w:val="heading 6"/>
     <w:basedOn w:val="1"/>
     <w:next w:val="1"/>
+    <w:autoRedefine/>
     <w:unhideWhenUsed/>
     <w:qFormat/>
     <w:uiPriority w:val="0"/>
@@ -1737,13 +1813,16 @@
   </w:style>
   <w:style w:type="character" w:default="1" w:styleId="10">
     <w:name w:val="Default Paragraph Font"/>
+    <w:autoRedefine/>
     <w:semiHidden/>
+    <w:qFormat/>
     <w:uiPriority w:val="0"/>
   </w:style>
   <w:style w:type="table" w:default="1" w:styleId="8">
     <w:name w:val="Normal Table"/>
     <w:autoRedefine/>
     <w:semiHidden/>
+    <w:qFormat/>
     <w:uiPriority w:val="0"/>
     <w:tblPr>
       <w:tblCellMar>

--- a/src/main/resources/templete/234.docx
+++ b/src/main/resources/templete/234.docx
@@ -99,7 +99,7 @@
             <w:pPr>
               <w:pStyle w:val="6"/>
               <w:bidi w:val="0"/>
-              <w:ind w:firstLine="964" w:firstLineChars="400"/>
+              <w:ind w:firstLine="961" w:firstLineChars="400"/>
               <w:rPr>
                 <w:rFonts w:hint="default"/>
                 <w:u w:val="none"/>
@@ -934,11 +934,11 @@
               </w:tblCellMar>
             </w:tblPr>
             <w:tblGrid>
-              <w:gridCol w:w="2793"/>
-              <w:gridCol w:w="1675"/>
-              <w:gridCol w:w="1548"/>
-              <w:gridCol w:w="1890"/>
-              <w:gridCol w:w="2316"/>
+              <w:gridCol w:w="2242"/>
+              <w:gridCol w:w="1983"/>
+              <w:gridCol w:w="1968"/>
+              <w:gridCol w:w="2013"/>
+              <w:gridCol w:w="2013"/>
             </w:tblGrid>
             <w:tr>
               <w:tblPrEx>
@@ -1269,19 +1269,7 @@
                       <w:vertAlign w:val="baseline"/>
                       <w:lang w:val="en-US" w:eastAsia="zh-CN"/>
                     </w:rPr>
-                    <w:t>[normalDistribution</w:t>
-                  </w:r>
-                  <w:bookmarkStart w:id="1" w:name="_GoBack"/>
-                  <w:bookmarkEnd w:id="1"/>
-                  <w:r>
-                    <w:rPr>
-                      <w:rFonts w:hint="eastAsia" w:ascii="宋体" w:hAnsi="宋体" w:cs="宋体"/>
-                      <w:color w:val="FF0000"/>
-                      <w:u w:val="single"/>
-                      <w:vertAlign w:val="baseline"/>
-                      <w:lang w:val="en-US" w:eastAsia="zh-CN"/>
-                    </w:rPr>
-                    <w:t>]</w:t>
+                    <w:t>[normalDistribution]</w:t>
                   </w:r>
                 </w:p>
               </w:tc>
@@ -1412,7 +1400,9 @@
           <w:p>
             <w:pPr>
               <w:rPr>
+                <w:rFonts w:hint="default"/>
                 <w:vertAlign w:val="baseline"/>
+                <w:woUserID w:val="1"/>
               </w:rPr>
             </w:pPr>
             <w:r>
@@ -1424,6 +1414,18 @@
               </w:rPr>
               <w:t>本报告仅对本次标本负责，如有疑问，请与本公司联系</w:t>
             </w:r>
+            <w:r>
+              <w:rPr>
+                <w:rFonts w:hint="default"/>
+                <w:b/>
+                <w:bCs/>
+                <w:vertAlign w:val="baseline"/>
+                <w:woUserID w:val="1"/>
+              </w:rPr>
+              <w:t>。</w:t>
+            </w:r>
+            <w:bookmarkStart w:id="1" w:name="_GoBack"/>
+            <w:bookmarkEnd w:id="1"/>
           </w:p>
         </w:tc>
       </w:tr>
@@ -1701,7 +1703,6 @@
   </w:latentStyles>
   <w:style w:type="paragraph" w:default="1" w:styleId="1">
     <w:name w:val="Normal"/>
-    <w:autoRedefine/>
     <w:qFormat/>
     <w:uiPriority w:val="0"/>
     <w:pPr>
@@ -1776,7 +1777,6 @@
     <w:name w:val="heading 5"/>
     <w:basedOn w:val="1"/>
     <w:next w:val="1"/>
-    <w:autoRedefine/>
     <w:unhideWhenUsed/>
     <w:qFormat/>
     <w:uiPriority w:val="0"/>
@@ -1795,7 +1795,6 @@
     <w:name w:val="heading 6"/>
     <w:basedOn w:val="1"/>
     <w:next w:val="1"/>
-    <w:autoRedefine/>
     <w:unhideWhenUsed/>
     <w:qFormat/>
     <w:uiPriority w:val="0"/>
@@ -1813,14 +1812,12 @@
   </w:style>
   <w:style w:type="character" w:default="1" w:styleId="10">
     <w:name w:val="Default Paragraph Font"/>
-    <w:autoRedefine/>
     <w:semiHidden/>
     <w:qFormat/>
     <w:uiPriority w:val="0"/>
   </w:style>
   <w:style w:type="table" w:default="1" w:styleId="8">
     <w:name w:val="Normal Table"/>
-    <w:autoRedefine/>
     <w:semiHidden/>
     <w:qFormat/>
     <w:uiPriority w:val="0"/>
@@ -1836,7 +1833,6 @@
   <w:style w:type="paragraph" w:styleId="7">
     <w:name w:val="HTML Preformatted"/>
     <w:basedOn w:val="1"/>
-    <w:autoRedefine/>
     <w:qFormat/>
     <w:uiPriority w:val="0"/>
     <w:pPr>
@@ -1871,7 +1867,6 @@
   <w:style w:type="table" w:styleId="9">
     <w:name w:val="Table Grid"/>
     <w:basedOn w:val="8"/>
-    <w:autoRedefine/>
     <w:qFormat/>
     <w:uiPriority w:val="0"/>
     <w:pPr>

--- a/src/main/resources/templete/234.docx
+++ b/src/main/resources/templete/234.docx
@@ -1147,6 +1147,7 @@
                       <w:vertAlign w:val="baseline"/>
                     </w:rPr>
                   </w:pPr>
+                  <w:bookmarkStart w:id="1" w:name="_GoBack" w:colFirst="2" w:colLast="2"/>
                   <w:r>
                     <w:rPr>
                       <w:rFonts w:hint="eastAsia" w:ascii="宋体" w:hAnsi="宋体" w:eastAsia="宋体" w:cs="宋体"/>
@@ -1175,6 +1176,7 @@
                 </w:tcPr>
                 <w:p>
                   <w:pPr>
+                    <w:jc w:val="left"/>
                     <w:rPr>
                       <w:rFonts w:hint="default" w:eastAsia="宋体"/>
                       <w:vertAlign w:val="baseline"/>
@@ -1201,6 +1203,7 @@
                 </w:tcPr>
                 <w:p>
                   <w:pPr>
+                    <w:jc w:val="left"/>
                     <w:rPr>
                       <w:vertAlign w:val="baseline"/>
                     </w:rPr>
@@ -1225,6 +1228,7 @@
                 </w:tcPr>
                 <w:p>
                   <w:pPr>
+                    <w:jc w:val="left"/>
                     <w:rPr>
                       <w:rFonts w:hint="eastAsia" w:ascii="宋体" w:hAnsi="宋体" w:eastAsia="宋体" w:cs="宋体"/>
                       <w:color w:val="FF0000"/>
@@ -1253,6 +1257,7 @@
                 </w:tcPr>
                 <w:p>
                   <w:pPr>
+                    <w:jc w:val="left"/>
                     <w:rPr>
                       <w:rFonts w:hint="default" w:ascii="宋体" w:hAnsi="宋体" w:eastAsia="宋体" w:cs="宋体"/>
                       <w:color w:val="FF0000"/>
@@ -1274,6 +1279,7 @@
                 </w:p>
               </w:tc>
             </w:tr>
+            <w:bookmarkEnd w:id="1"/>
           </w:tbl>
           <w:p>
             <w:pPr>
@@ -1424,8 +1430,6 @@
               </w:rPr>
               <w:t>。</w:t>
             </w:r>
-            <w:bookmarkStart w:id="1" w:name="_GoBack"/>
-            <w:bookmarkEnd w:id="1"/>
           </w:p>
         </w:tc>
       </w:tr>
